--- a/분석/1부4화_Il_furgone_che_non_arrivò_분석.docx
+++ b/분석/1부4화_Il_furgone_che_non_arrivò_분석.docx
@@ -129,7 +129,7 @@
           <w:color w:val="1A1A1A"/>
           <w:sz w:val="22"/>
         </w:rPr>
-        <w:t xml:space="preserve">   Sono le sei e quaranta. Perché sei già vestita, Giulia?</w:t>
+        <w:t xml:space="preserve">   Sono le sei e quaranta. Perché è già vestita, Giulia?</w:t>
       </w:r>
     </w:p>
     <w:p>
@@ -189,15 +189,15 @@
           <w:color w:val="262626"/>
           <w:sz w:val="18"/>
         </w:rPr>
-        <w:t>quaranta</w:t>
-      </w:r>
-      <w:r>
-        <w:rPr>
-          <w:b w:val="0"/>
-          <w:color w:val="262626"/>
-          <w:sz w:val="18"/>
-        </w:rPr>
-        <w:t xml:space="preserve"> — 수사 · 40</w:t>
+        <w:t>è</w:t>
+      </w:r>
+      <w:r>
+        <w:rPr>
+          <w:b w:val="0"/>
+          <w:color w:val="262626"/>
+          <w:sz w:val="18"/>
+        </w:rPr>
+        <w:t xml:space="preserve"> — 동사 essere 직설법 현재 3인칭 단수 — 존칭 Lei</w:t>
       </w:r>
       <w:r>
         <w:rPr>
@@ -244,7 +244,7 @@
           <w:color w:val="262626"/>
           <w:sz w:val="18"/>
         </w:rPr>
-        <w:t>시각은 복수 Sono le + 숫자(1시만 È l'una): Sono le sei e quaranta. essere + 과거분사 vestita는 상태를 나타내며 주어(Giulia, 여)에 일치.</w:t>
+        <w:t>시각은 복수 Sono le + 숫자. 존칭 Lei는 3인칭 단수 동사(è)를 쓰며, 과거분사형 형용사는 상대의 실제 성(여)에 일치: è vestita.</w:t>
       </w:r>
     </w:p>
     <w:p>
@@ -267,7 +267,7 @@
           <w:color w:val="262626"/>
           <w:sz w:val="18"/>
         </w:rPr>
-        <w:t>Perché sei già vestita?: '왜 벌써 옷을 다 입었어?' — 이른 아침의 놀람.</w:t>
+        <w:t>Perché è già vestita?: '왜 벌써 옷을 다 입으셨어요?' — 이른 아침의 놀람을 존칭으로.</w:t>
       </w:r>
     </w:p>
     <w:p>
@@ -330,7 +330,7 @@
           <w:color w:val="808080"/>
           <w:sz w:val="18"/>
         </w:rPr>
-        <w:t>이다한테 가요. 집행관이 정확히 여덟 시에 와요.</w:t>
+        <w:t>이다한테 가. 집행관이 여덟 시 정각에 와.</w:t>
       </w:r>
     </w:p>
     <w:p>
@@ -717,7 +717,7 @@
           <w:color w:val="1A1A1A"/>
           <w:sz w:val="22"/>
         </w:rPr>
-        <w:t xml:space="preserve">   Sette e zero cinque. Il tribunale apre tra dieci minuti.</w:t>
+        <w:t xml:space="preserve">   Sono le sette e cinque. Il tribunale apre tra dieci minuti.</w:t>
       </w:r>
     </w:p>
     <w:p>
@@ -753,15 +753,15 @@
           <w:color w:val="262626"/>
           <w:sz w:val="18"/>
         </w:rPr>
-        <w:t>zero</w:t>
-      </w:r>
-      <w:r>
-        <w:rPr>
-          <w:b w:val="0"/>
-          <w:color w:val="262626"/>
-          <w:sz w:val="18"/>
-        </w:rPr>
-        <w:t xml:space="preserve"> — 수사 · 0 (sette e zero cinque = 7시 5분)</w:t>
+        <w:t>sono</w:t>
+      </w:r>
+      <w:r>
+        <w:rPr>
+          <w:b w:val="0"/>
+          <w:color w:val="262626"/>
+          <w:sz w:val="18"/>
+        </w:rPr>
+        <w:t xml:space="preserve"> — 동사 essere 직설법 현재 3인칭 복수 (시각 표현)</w:t>
       </w:r>
       <w:r>
         <w:rPr>
@@ -777,6 +777,30 @@
           <w:color w:val="262626"/>
           <w:sz w:val="18"/>
         </w:rPr>
+        <w:t>cinque</w:t>
+      </w:r>
+      <w:r>
+        <w:rPr>
+          <w:b w:val="0"/>
+          <w:color w:val="262626"/>
+          <w:sz w:val="18"/>
+        </w:rPr>
+        <w:t xml:space="preserve"> — 수사 · 5 (e cinque = 5분)</w:t>
+      </w:r>
+      <w:r>
+        <w:rPr>
+          <w:b w:val="0"/>
+          <w:color w:val="262626"/>
+          <w:sz w:val="18"/>
+        </w:rPr>
+        <w:t xml:space="preserve"> · </w:t>
+      </w:r>
+      <w:r>
+        <w:rPr>
+          <w:b/>
+          <w:color w:val="262626"/>
+          <w:sz w:val="18"/>
+        </w:rPr>
         <w:t>apre</w:t>
       </w:r>
       <w:r>
@@ -801,15 +825,15 @@
           <w:color w:val="262626"/>
           <w:sz w:val="18"/>
         </w:rPr>
-        <w:t>minuti</w:t>
-      </w:r>
-      <w:r>
-        <w:rPr>
-          <w:b w:val="0"/>
-          <w:color w:val="262626"/>
-          <w:sz w:val="18"/>
-        </w:rPr>
-        <w:t xml:space="preserve"> — 명사 minuto의 남성 복수</w:t>
+        <w:t>tra</w:t>
+      </w:r>
+      <w:r>
+        <w:rPr>
+          <w:b w:val="0"/>
+          <w:color w:val="262626"/>
+          <w:sz w:val="18"/>
+        </w:rPr>
+        <w:t xml:space="preserve"> — 전치사 · ~후에(시간)</w:t>
       </w:r>
     </w:p>
     <w:p>
@@ -832,7 +856,7 @@
           <w:color w:val="262626"/>
           <w:sz w:val="18"/>
         </w:rPr>
-        <w:t>tra/fra + 기간: '(지금부터) ~후에'(tra dieci minuti). 과거의 '~전'은 기간 + fa.</w:t>
+        <w:t>시각: Sono le + 시 + e + 분 → Sono le sette e cinque(7시 5분). tra + 시간: '~후에'.</w:t>
       </w:r>
     </w:p>
     <w:p>
@@ -855,7 +879,7 @@
           <w:color w:val="262626"/>
           <w:sz w:val="18"/>
         </w:rPr>
-        <w:t>Sette e zero cinque: 디지털 시계를 읽듯 말하는 키아라 — 분 단위로 관리하는 말투.</w:t>
+        <w:t>tra dieci minuti: '10분 후에' — 남은 시간을 짚는 표현.</w:t>
       </w:r>
     </w:p>
     <w:p>
@@ -878,7 +902,7 @@
           <w:color w:val="262626"/>
           <w:sz w:val="18"/>
         </w:rPr>
-        <w:t>직설법 현재(Indicativo presente) — 정해진 일정</w:t>
+        <w:t>직설법 현재(Indicativo presente) — 현재 시각과 확정된 일정</w:t>
       </w:r>
     </w:p>
     <w:p>
@@ -3058,7 +3082,7 @@
           <w:color w:val="1A1A1A"/>
           <w:sz w:val="22"/>
         </w:rPr>
-        <w:t xml:space="preserve">   Buongiorno. Devo depositare un'istanza urgente di rinvio esecuzione.</w:t>
+        <w:t xml:space="preserve">   Buongiorno. Devo depositare un'istanza urgente di rinvio dell'esecuzione.</w:t>
       </w:r>
     </w:p>
     <w:p>
@@ -3102,7 +3126,7 @@
           <w:color w:val="262626"/>
           <w:sz w:val="18"/>
         </w:rPr>
-        <w:t xml:space="preserve"> — 동사 dovere 직설법 현재 1인칭 단수</w:t>
+        <w:t xml:space="preserve"> — 조동사 dovere 직설법 현재 1인칭 단수</w:t>
       </w:r>
       <w:r>
         <w:rPr>
@@ -3126,7 +3150,7 @@
           <w:color w:val="262626"/>
           <w:sz w:val="18"/>
         </w:rPr>
-        <w:t xml:space="preserve"> — 동사 원형 · 제출하다</w:t>
+        <w:t xml:space="preserve"> — 동사 원형 · (서류를) 제출하다</w:t>
       </w:r>
       <w:r>
         <w:rPr>
@@ -3142,15 +3166,15 @@
           <w:color w:val="262626"/>
           <w:sz w:val="18"/>
         </w:rPr>
-        <w:t>urgente</w:t>
-      </w:r>
-      <w:r>
-        <w:rPr>
-          <w:b w:val="0"/>
-          <w:color w:val="262626"/>
-          <w:sz w:val="18"/>
-        </w:rPr>
-        <w:t xml:space="preserve"> — 형용사 · 긴급한 (남녀 동형)</w:t>
+        <w:t>istanza</w:t>
+      </w:r>
+      <w:r>
+        <w:rPr>
+          <w:b w:val="0"/>
+          <w:color w:val="262626"/>
+          <w:sz w:val="18"/>
+        </w:rPr>
+        <w:t xml:space="preserve"> — 명사(여) · 신청서 / 복수 istanze</w:t>
       </w:r>
       <w:r>
         <w:rPr>
@@ -3166,6 +3190,30 @@
           <w:color w:val="262626"/>
           <w:sz w:val="18"/>
         </w:rPr>
+        <w:t>rinvio</w:t>
+      </w:r>
+      <w:r>
+        <w:rPr>
+          <w:b w:val="0"/>
+          <w:color w:val="262626"/>
+          <w:sz w:val="18"/>
+        </w:rPr>
+        <w:t xml:space="preserve"> — 명사(남) · 연기</w:t>
+      </w:r>
+      <w:r>
+        <w:rPr>
+          <w:b w:val="0"/>
+          <w:color w:val="262626"/>
+          <w:sz w:val="18"/>
+        </w:rPr>
+        <w:t xml:space="preserve"> · </w:t>
+      </w:r>
+      <w:r>
+        <w:rPr>
+          <w:b/>
+          <w:color w:val="262626"/>
+          <w:sz w:val="18"/>
+        </w:rPr>
         <w:t>esecuzione</w:t>
       </w:r>
       <w:r>
@@ -3174,7 +3222,7 @@
           <w:color w:val="262626"/>
           <w:sz w:val="18"/>
         </w:rPr>
-        <w:t xml:space="preserve"> — 명사(여) · 집행</w:t>
+        <w:t xml:space="preserve"> — 명사(여) · (강제)집행</w:t>
       </w:r>
     </w:p>
     <w:p>
@@ -3197,7 +3245,7 @@
           <w:color w:val="262626"/>
           <w:sz w:val="18"/>
         </w:rPr>
-        <w:t>dovere + 원형: '~해야 한다'. un'istanza: 여성 모음 앞 un'.</w:t>
+        <w:t>dovere + 동사원형: '~해야 한다'. 명사 연결은 di + 관사: rinvio dell'esecuzione(집행의 연기). un'istanza: 모음 앞 여성 부정관사 un'.</w:t>
       </w:r>
     </w:p>
     <w:p>
@@ -3220,7 +3268,7 @@
           <w:color w:val="262626"/>
           <w:sz w:val="18"/>
         </w:rPr>
-        <w:t>istanza urgente di rinvio esecuzione: 법원 창구에서 쓰는 공식 표현 — 집행 연기 긴급 신청.</w:t>
+        <w:t>istanza urgente di rinvio: '긴급 연기 신청' — 법원 실무 용어.</w:t>
       </w:r>
     </w:p>
     <w:p>
@@ -3243,7 +3291,7 @@
           <w:color w:val="262626"/>
           <w:sz w:val="18"/>
         </w:rPr>
-        <w:t>직설법 현재(Indicativo presente) — 현재의 의무</w:t>
+        <w:t>직설법 현재(Indicativo presente) — 지금의 의무</w:t>
       </w:r>
     </w:p>
     <w:p>
@@ -6210,7 +6258,7 @@
           <w:color w:val="1A1A1A"/>
           <w:sz w:val="22"/>
         </w:rPr>
-        <w:t xml:space="preserve">   Servono la disoccupazione e il calcolo dell'arretrato.</w:t>
+        <w:t xml:space="preserve">   Servono il certificato di disoccupazione e il calcolo dell'arretrato.</w:t>
       </w:r>
     </w:p>
     <w:p>
@@ -6254,7 +6302,7 @@
           <w:color w:val="262626"/>
           <w:sz w:val="18"/>
         </w:rPr>
-        <w:t xml:space="preserve"> — 동사 servire 직설법 현재 3인칭 복수 — 주어가 둘이라 복수</w:t>
+        <w:t xml:space="preserve"> — 동사 servire 직설법 현재 3인칭 복수 — 주어가 뒤의 복수 명사</w:t>
       </w:r>
       <w:r>
         <w:rPr>
@@ -6270,6 +6318,30 @@
           <w:color w:val="262626"/>
           <w:sz w:val="18"/>
         </w:rPr>
+        <w:t>certificato</w:t>
+      </w:r>
+      <w:r>
+        <w:rPr>
+          <w:b w:val="0"/>
+          <w:color w:val="262626"/>
+          <w:sz w:val="18"/>
+        </w:rPr>
+        <w:t xml:space="preserve"> — 명사(남) · 증명서</w:t>
+      </w:r>
+      <w:r>
+        <w:rPr>
+          <w:b w:val="0"/>
+          <w:color w:val="262626"/>
+          <w:sz w:val="18"/>
+        </w:rPr>
+        <w:t xml:space="preserve"> · </w:t>
+      </w:r>
+      <w:r>
+        <w:rPr>
+          <w:b/>
+          <w:color w:val="262626"/>
+          <w:sz w:val="18"/>
+        </w:rPr>
         <w:t>disoccupazione</w:t>
       </w:r>
       <w:r>
@@ -6278,7 +6350,7 @@
           <w:color w:val="262626"/>
           <w:sz w:val="18"/>
         </w:rPr>
-        <w:t xml:space="preserve"> — 명사(여) · 실업 (여기선 실업 증명)</w:t>
+        <w:t xml:space="preserve"> — 명사(여) · 실업</w:t>
       </w:r>
       <w:r>
         <w:rPr>
@@ -6294,30 +6366,6 @@
           <w:color w:val="262626"/>
           <w:sz w:val="18"/>
         </w:rPr>
-        <w:t>calcolo</w:t>
-      </w:r>
-      <w:r>
-        <w:rPr>
-          <w:b w:val="0"/>
-          <w:color w:val="262626"/>
-          <w:sz w:val="18"/>
-        </w:rPr>
-        <w:t xml:space="preserve"> — 명사(남) · 계산</w:t>
-      </w:r>
-      <w:r>
-        <w:rPr>
-          <w:b w:val="0"/>
-          <w:color w:val="262626"/>
-          <w:sz w:val="18"/>
-        </w:rPr>
-        <w:t xml:space="preserve"> · </w:t>
-      </w:r>
-      <w:r>
-        <w:rPr>
-          <w:b/>
-          <w:color w:val="262626"/>
-          <w:sz w:val="18"/>
-        </w:rPr>
         <w:t>arretrato</w:t>
       </w:r>
       <w:r>
@@ -6349,7 +6397,7 @@
           <w:color w:val="262626"/>
           <w:sz w:val="18"/>
         </w:rPr>
-        <w:t>servire의 주어가 두 개(la disoccupazione e il calcolo)이므로 복수 servono. dell' = di + l'.</w:t>
+        <w:t>servire(필요하다)는 필요한 것이 주어: 주어가 둘(certificato + calcolo)이므로 복수 servono.</w:t>
       </w:r>
     </w:p>
     <w:p>
@@ -6372,7 +6420,7 @@
           <w:color w:val="262626"/>
           <w:sz w:val="18"/>
         </w:rPr>
-        <w:t>공무원 특유의 서류 요구 말투.</w:t>
+        <w:t>certificato di disoccupazione: '실업 증명서'.</w:t>
       </w:r>
     </w:p>
     <w:p>
@@ -6395,7 +6443,7 @@
           <w:color w:val="262626"/>
           <w:sz w:val="18"/>
         </w:rPr>
-        <w:t>직설법 현재(Indicativo presente) — 규정·현재의 필요</w:t>
+        <w:t>직설법 현재(Indicativo presente) — 절차상 요건</w:t>
       </w:r>
     </w:p>
     <w:p>
@@ -7823,7 +7871,7 @@
           <w:color w:val="808080"/>
           <w:sz w:val="18"/>
         </w:rPr>
-        <w:t>아직요. 하지만 차 한 대가 오고 있다, 그일지도.</w:t>
+        <w:t>아직이다. 하지만 차 한 대가 오고 있다, 그일지도 모른다.</w:t>
       </w:r>
     </w:p>
     <w:p>
@@ -8011,7 +8059,7 @@
           <w:color w:val="808080"/>
           <w:sz w:val="18"/>
         </w:rPr>
-        <w:t>다들 가만히, 다들 침착하게. 아무도 아무를 건드리지 않는다.</w:t>
+        <w:t>다들 가만히, 다들 침착하게. 아무도 누구도 건드리지 마.</w:t>
       </w:r>
     </w:p>
     <w:p>
@@ -9515,7 +9563,7 @@
           <w:color w:val="808080"/>
           <w:sz w:val="18"/>
         </w:rPr>
-        <w:t>가리발디 장군이다, 동네를 대표해서. 잠깐만요, 부탁합니다.</w:t>
+        <w:t>가리발디 장군입니다, 동네를 대표해서요. 잠깐만요, 부탁합니다.</w:t>
       </w:r>
     </w:p>
     <w:p>
@@ -10527,7 +10575,7 @@
           <w:color w:val="1A1A1A"/>
           <w:sz w:val="22"/>
         </w:rPr>
-        <w:t xml:space="preserve">   I certificati vanno al giudice, non a me qui.</w:t>
+        <w:t xml:space="preserve">   I certificati vanno al giudice, non a me.</w:t>
       </w:r>
     </w:p>
     <w:p>
@@ -10540,7 +10588,7 @@
           <w:color w:val="808080"/>
           <w:sz w:val="18"/>
         </w:rPr>
-        <w:t>진단서는 판사에게 가야지, 여기 저한테는 아니에요.</w:t>
+        <w:t>진단서는 판사에게 가야지, 저한테 오는 게 아니에요.</w:t>
       </w:r>
     </w:p>
     <w:p>
@@ -10571,7 +10619,7 @@
           <w:color w:val="262626"/>
           <w:sz w:val="18"/>
         </w:rPr>
-        <w:t xml:space="preserve"> — 명사 certificato의 남성 복수</w:t>
+        <w:t xml:space="preserve"> — 명사(남·복) · 진단서들 / 단수 certificato</w:t>
       </w:r>
       <w:r>
         <w:rPr>
@@ -10595,7 +10643,7 @@
           <w:color w:val="262626"/>
           <w:sz w:val="18"/>
         </w:rPr>
-        <w:t xml:space="preserve"> — 동사 andare 직설법 현재 3인칭 복수</w:t>
+        <w:t xml:space="preserve"> — 동사 andare 직설법 현재 3인칭 복수(불규칙)</w:t>
       </w:r>
       <w:r>
         <w:rPr>
@@ -10621,6 +10669,30 @@
         </w:rPr>
         <w:t xml:space="preserve"> — 명사(남) · 판사</w:t>
       </w:r>
+      <w:r>
+        <w:rPr>
+          <w:b w:val="0"/>
+          <w:color w:val="262626"/>
+          <w:sz w:val="18"/>
+        </w:rPr>
+        <w:t xml:space="preserve"> · </w:t>
+      </w:r>
+      <w:r>
+        <w:rPr>
+          <w:b/>
+          <w:color w:val="262626"/>
+          <w:sz w:val="18"/>
+        </w:rPr>
+        <w:t>me</w:t>
+      </w:r>
+      <w:r>
+        <w:rPr>
+          <w:b w:val="0"/>
+          <w:color w:val="262626"/>
+          <w:sz w:val="18"/>
+        </w:rPr>
+        <w:t xml:space="preserve"> — 강세형 인칭대명사 · 나 (전치사 a 뒤)</w:t>
+      </w:r>
     </w:p>
     <w:p>
       <w:pPr>
@@ -10642,7 +10714,7 @@
           <w:color w:val="262626"/>
           <w:sz w:val="18"/>
         </w:rPr>
-        <w:t>andare + 목적지/과거분사로 '~해야 한다, ~로 가야 한다'는 규정 의미. al = a + il. 전치사 뒤 강세 대명사 a me.</w:t>
+        <w:t>andare a + 사람: '~에게 가다(제출되다)'. 전치사 뒤에는 강세형 대명사 me를 씀: a me.</w:t>
       </w:r>
     </w:p>
     <w:p>
@@ -10665,7 +10737,7 @@
           <w:color w:val="262626"/>
           <w:sz w:val="18"/>
         </w:rPr>
-        <w:t>I certificati vanno al giudice: '진단서는 판사에게 가야 합니다' — 관할을 따지는 집행관.</w:t>
+        <w:t>vanno al giudice, non a me: '판사에게 갈 것이지 내게 올 것이 아니다' — 관할을 선 긋는 말.</w:t>
       </w:r>
     </w:p>
     <w:p>
@@ -10688,7 +10760,7 @@
           <w:color w:val="262626"/>
           <w:sz w:val="18"/>
         </w:rPr>
-        <w:t>직설법 현재(Indicativo presente) — 규정(일반적 사실)</w:t>
+        <w:t>직설법 현재(Indicativo presente) — 일반적 규칙</w:t>
       </w:r>
     </w:p>
     <w:p>
@@ -11880,7 +11952,7 @@
           <w:color w:val="808080"/>
           <w:sz w:val="18"/>
         </w:rPr>
-        <w:t>서류가 오고 있어요. 요청하신 대로 오 분요.</w:t>
+        <w:t>서류가 오고 있어. 저 부인 부탁대로 오 분만.</w:t>
       </w:r>
     </w:p>
     <w:p>
@@ -13032,7 +13104,7 @@
           <w:color w:val="808080"/>
           <w:sz w:val="18"/>
         </w:rPr>
-        <w:t>집행관님, 기다리는 동안 커피 한 잔? 여긴 추워요.</w:t>
+        <w:t>집행관님, 기다리는 동안 커피 한 잔 할래? 여긴 추워.</w:t>
       </w:r>
     </w:p>
     <w:p>
@@ -18381,7 +18453,7 @@
           <w:color w:val="808080"/>
           <w:sz w:val="18"/>
         </w:rPr>
-        <w:t>가끔은 규칙 안의 일만으로 충분해요.</w:t>
+        <w:t>가끔은 규칙 안에서 하는 일만으로도 충분해.</w:t>
       </w:r>
     </w:p>
     <w:p>
@@ -18932,7 +19004,7 @@
           <w:color w:val="1A1A1A"/>
           <w:sz w:val="22"/>
         </w:rPr>
-        <w:t xml:space="preserve">   E una matrice ben fatta, diciamolo anche.</w:t>
+        <w:t xml:space="preserve">   E una matrice ben fatta, diciamolo pure.</w:t>
       </w:r>
     </w:p>
     <w:p>
@@ -18945,7 +19017,7 @@
           <w:color w:val="808080"/>
           <w:sz w:val="18"/>
         </w:rPr>
-        <w:t>그리고 잘 짜인 매트릭스도요, 말해두죠.</w:t>
+        <w:t>그리고 잘 짜인 매트릭스도요, 이건 말해 둬야죠.</w:t>
       </w:r>
     </w:p>
     <w:p>
@@ -18976,7 +19048,7 @@
           <w:color w:val="262626"/>
           <w:sz w:val="18"/>
         </w:rPr>
-        <w:t xml:space="preserve"> — 명사(여) · 표</w:t>
+        <w:t xml:space="preserve"> — 명사(여) · 매트릭스, 표</w:t>
       </w:r>
       <w:r>
         <w:rPr>
@@ -19024,7 +19096,31 @@
           <w:color w:val="262626"/>
           <w:sz w:val="18"/>
         </w:rPr>
-        <w:t xml:space="preserve"> — 동사 dire 명령법 1인칭 복수 diciamo + lo</w:t>
+        <w:t xml:space="preserve"> — 동사 dire 명령법 1인칭 복수 + 목적어 lo</w:t>
+      </w:r>
+      <w:r>
+        <w:rPr>
+          <w:b w:val="0"/>
+          <w:color w:val="262626"/>
+          <w:sz w:val="18"/>
+        </w:rPr>
+        <w:t xml:space="preserve"> · </w:t>
+      </w:r>
+      <w:r>
+        <w:rPr>
+          <w:b/>
+          <w:color w:val="262626"/>
+          <w:sz w:val="18"/>
+        </w:rPr>
+        <w:t>pure</w:t>
+      </w:r>
+      <w:r>
+        <w:rPr>
+          <w:b w:val="0"/>
+          <w:color w:val="262626"/>
+          <w:sz w:val="18"/>
+        </w:rPr>
+        <w:t xml:space="preserve"> — 부사 · 그래도, 어서(허락·강조)</w:t>
       </w:r>
     </w:p>
     <w:p>
@@ -19047,7 +19143,7 @@
           <w:color w:val="262626"/>
           <w:sz w:val="18"/>
         </w:rPr>
-        <w:t>ben fatta: bene의 어미 탈락형 ben + 과거분사. 긍정 명령 + 대명사 접미: diciamo + lo → diciamolo('그걸 말해 두자').</w:t>
+        <w:t>ben fatta: 부사 ben + 과거분사(여성 단수 일치). 1인칭 복수 명령형에는 대명사가 뒤에 붙음: diciamo + lo → diciamolo.</w:t>
       </w:r>
     </w:p>
     <w:p>
@@ -19070,7 +19166,7 @@
           <w:color w:val="262626"/>
           <w:sz w:val="18"/>
         </w:rPr>
-        <w:t>diciamolo anche: '그것도 말해 둬야지' — 자기 공을 슬쩍 챙기는 키아라의 유머.</w:t>
+        <w:t>diciamolo pure: '이건 분명히 말해 두자' — 자기 공을 슬쩍 내세우는 관용 표현.</w:t>
       </w:r>
     </w:p>
     <w:p>
@@ -19093,7 +19189,7 @@
           <w:color w:val="262626"/>
           <w:sz w:val="18"/>
         </w:rPr>
-        <w:t>명령법(Imperativo) 1인칭 복수 — diciamolo</w:t>
+        <w:t>명령법(Imperativo) — 1인칭 복수 권유</w:t>
       </w:r>
     </w:p>
     <w:p>
@@ -19872,7 +19968,7 @@
           <w:color w:val="1A1A1A"/>
           <w:sz w:val="22"/>
         </w:rPr>
-        <w:t xml:space="preserve">   Non ripaghi. Passi avanti. Un giorno aiuti qualcun altro.</w:t>
+        <w:t xml:space="preserve">   Non devi ripagare niente. Un giorno aiuterai qualcun altro.</w:t>
       </w:r>
     </w:p>
     <w:p>
@@ -19885,7 +19981,7 @@
           <w:color w:val="808080"/>
           <w:sz w:val="18"/>
         </w:rPr>
-        <w:t>안 갚아도 돼. 앞으로 가. 언젠가 다른 사람을 도와.</w:t>
+        <w:t>갚을 거 없어. 언젠가 네가 다른 사람을 도우면 돼.</w:t>
       </w:r>
     </w:p>
     <w:p>
@@ -19908,15 +20004,15 @@
           <w:color w:val="262626"/>
           <w:sz w:val="18"/>
         </w:rPr>
-        <w:t>ripaghi</w:t>
-      </w:r>
-      <w:r>
-        <w:rPr>
-          <w:b w:val="0"/>
-          <w:color w:val="262626"/>
-          <w:sz w:val="18"/>
-        </w:rPr>
-        <w:t xml:space="preserve"> — 동사 ripagare 직설법 현재 2인칭 단수 — h 삽입</w:t>
+        <w:t>devi</w:t>
+      </w:r>
+      <w:r>
+        <w:rPr>
+          <w:b w:val="0"/>
+          <w:color w:val="262626"/>
+          <w:sz w:val="18"/>
+        </w:rPr>
+        <w:t xml:space="preserve"> — 조동사 dovere 직설법 현재 2인칭 단수</w:t>
       </w:r>
       <w:r>
         <w:rPr>
@@ -19932,15 +20028,15 @@
           <w:color w:val="262626"/>
           <w:sz w:val="18"/>
         </w:rPr>
-        <w:t>passi</w:t>
-      </w:r>
-      <w:r>
-        <w:rPr>
-          <w:b w:val="0"/>
-          <w:color w:val="262626"/>
-          <w:sz w:val="18"/>
-        </w:rPr>
-        <w:t xml:space="preserve"> — 동사 passare 직설법 현재 2인칭 단수</w:t>
+        <w:t>ripagare</w:t>
+      </w:r>
+      <w:r>
+        <w:rPr>
+          <w:b w:val="0"/>
+          <w:color w:val="262626"/>
+          <w:sz w:val="18"/>
+        </w:rPr>
+        <w:t xml:space="preserve"> — 동사 원형 · 갚다, 보답하다</w:t>
       </w:r>
       <w:r>
         <w:rPr>
@@ -19956,15 +20052,15 @@
           <w:color w:val="262626"/>
           <w:sz w:val="18"/>
         </w:rPr>
-        <w:t>aiuti</w:t>
-      </w:r>
-      <w:r>
-        <w:rPr>
-          <w:b w:val="0"/>
-          <w:color w:val="262626"/>
-          <w:sz w:val="18"/>
-        </w:rPr>
-        <w:t xml:space="preserve"> — 동사 aiutare 직설법 현재 2인칭 단수</w:t>
+        <w:t>aiuterai</w:t>
+      </w:r>
+      <w:r>
+        <w:rPr>
+          <w:b w:val="0"/>
+          <w:color w:val="262626"/>
+          <w:sz w:val="18"/>
+        </w:rPr>
+        <w:t xml:space="preserve"> — 동사 aiutare 직설법 미래 2인칭 단수</w:t>
       </w:r>
       <w:r>
         <w:rPr>
@@ -19988,7 +20084,7 @@
           <w:color w:val="262626"/>
           <w:sz w:val="18"/>
         </w:rPr>
-        <w:t xml:space="preserve"> — 부정대명사 · 다른 누군가 (qualcuno의 어미 탈락)</w:t>
+        <w:t xml:space="preserve"> — 부정대명사 · 다른 누군가</w:t>
       </w:r>
     </w:p>
     <w:p>
@@ -20011,7 +20107,7 @@
           <w:color w:val="262626"/>
           <w:sz w:val="18"/>
         </w:rPr>
-        <w:t>-gare 동사는 tu형에서 h: ripaghi. qualcuno + altro → qualcun altro(어미 탈락).</w:t>
+        <w:t>non + dovere + 원형 + niente: '아무것도 ~할 필요 없다'(이중 부정은 이탈리아어에서 정상). qualcuno + altro → qualcun altro(어미 탈락).</w:t>
       </w:r>
     </w:p>
     <w:p>
@@ -20034,7 +20130,7 @@
           <w:color w:val="262626"/>
           <w:sz w:val="18"/>
         </w:rPr>
-        <w:t>Non ripaghi. Passi avanti: '갚는 게 아니라 앞으로 넘겨' — 영어 pay it forward. 로사의 삶의 철학.</w:t>
+        <w:t>Un giorno aiuterai qualcun altro: '언젠가 다른 사람을 도우면 된다' — 은혜를 다음 사람에게 돌려주라는 말.</w:t>
       </w:r>
     </w:p>
     <w:p>
@@ -20057,7 +20153,7 @@
           <w:color w:val="262626"/>
           <w:sz w:val="18"/>
         </w:rPr>
-        <w:t>직설법 현재(Indicativo presente) — 조언·일반적 원칙</w:t>
+        <w:t>직설법 현재 + 단순미래(Futuro semplice) — 현재의 위로와 앞날의 약속</w:t>
       </w:r>
     </w:p>
     <w:p>
@@ -20486,7 +20582,7 @@
           <w:color w:val="808080"/>
           <w:sz w:val="18"/>
         </w:rPr>
-        <w:t>트라토리아에서 축하하죠. 오늘은 가게가 쏩니다.</w:t>
+        <w:t>트라토리아에서 축하하자. 오늘은 가게가 쏜다.</w:t>
       </w:r>
     </w:p>
     <w:p>
@@ -21813,7 +21909,7 @@
           <w:color w:val="1A1A1A"/>
           <w:sz w:val="22"/>
         </w:rPr>
-        <w:t xml:space="preserve">   Un mese per prepararci meglio del preavviso di ieri.</w:t>
+        <w:t xml:space="preserve">   Un mese per prepararci, non una notte come ieri.</w:t>
       </w:r>
     </w:p>
     <w:p>
@@ -21826,7 +21922,7 @@
           <w:color w:val="808080"/>
           <w:sz w:val="18"/>
         </w:rPr>
-        <w:t>어제의 예고보다 더 잘 준비할 한 달이네요.</w:t>
+        <w:t>준비할 한 달이야. 어제처럼 하룻밤이 아니라.</w:t>
       </w:r>
     </w:p>
     <w:p>
@@ -21857,7 +21953,7 @@
           <w:color w:val="262626"/>
           <w:sz w:val="18"/>
         </w:rPr>
-        <w:t xml:space="preserve"> — 명사(남) · 달 / 복수 mesi</w:t>
+        <w:t xml:space="preserve"> — 명사(남) · 달, 한 달</w:t>
       </w:r>
       <w:r>
         <w:rPr>
@@ -21881,7 +21977,7 @@
           <w:color w:val="262626"/>
           <w:sz w:val="18"/>
         </w:rPr>
-        <w:t xml:space="preserve"> — 재귀동사 prepararsi 원형 + ci(1인칭 복수)</w:t>
+        <w:t xml:space="preserve"> — 동사 prepararsi(준비하다) 원형 + 재귀대명사 ci(1인칭 복수)</w:t>
       </w:r>
       <w:r>
         <w:rPr>
@@ -21897,15 +21993,15 @@
           <w:color w:val="262626"/>
           <w:sz w:val="18"/>
         </w:rPr>
-        <w:t>meglio</w:t>
-      </w:r>
-      <w:r>
-        <w:rPr>
-          <w:b w:val="0"/>
-          <w:color w:val="262626"/>
-          <w:sz w:val="18"/>
-        </w:rPr>
-        <w:t xml:space="preserve"> — 부사 · 더 잘 (bene의 비교급)</w:t>
+        <w:t>notte</w:t>
+      </w:r>
+      <w:r>
+        <w:rPr>
+          <w:b w:val="0"/>
+          <w:color w:val="262626"/>
+          <w:sz w:val="18"/>
+        </w:rPr>
+        <w:t xml:space="preserve"> — 명사(여) · 밤</w:t>
       </w:r>
       <w:r>
         <w:rPr>
@@ -21921,15 +22017,15 @@
           <w:color w:val="262626"/>
           <w:sz w:val="18"/>
         </w:rPr>
-        <w:t>preavviso</w:t>
-      </w:r>
-      <w:r>
-        <w:rPr>
-          <w:b w:val="0"/>
-          <w:color w:val="262626"/>
-          <w:sz w:val="18"/>
-        </w:rPr>
-        <w:t xml:space="preserve"> — 명사(남) · 사전 통지</w:t>
+        <w:t>ieri</w:t>
+      </w:r>
+      <w:r>
+        <w:rPr>
+          <w:b w:val="0"/>
+          <w:color w:val="262626"/>
+          <w:sz w:val="18"/>
+        </w:rPr>
+        <w:t xml:space="preserve"> — 부사 · 어제</w:t>
       </w:r>
     </w:p>
     <w:p>
@@ -21952,7 +22048,7 @@
           <w:color w:val="262626"/>
           <w:sz w:val="18"/>
         </w:rPr>
-        <w:t>재귀 원형은 주어에 맞게 대명사를 바꿔 붙인다: prepararci(우리가 준비하다). meglio di + il → meglio del.</w:t>
+        <w:t>per + 동사원형: 목적 '~하기 위한'. 재귀동사 원형은 대명사가 뒤에 붙음: prepararsi → prepararci(우리가 준비하다).</w:t>
       </w:r>
     </w:p>
     <w:p>
@@ -21975,7 +22071,7 @@
           <w:color w:val="262626"/>
           <w:sz w:val="18"/>
         </w:rPr>
-        <w:t>앞의 preavviso(촉박한 통지)를 비꼬듯 되받는 변호사.</w:t>
+        <w:t>non una notte come ieri: '어제처럼 하룻밤이 아니라' — 대비로 여유를 강조.</w:t>
       </w:r>
     </w:p>
     <w:p>
@@ -21998,7 +22094,7 @@
           <w:color w:val="262626"/>
           <w:sz w:val="18"/>
         </w:rPr>
-        <w:t>정형 동사 없음 — prepararci는 목적의 원형</w:t>
+        <w:t>동사 없는 명사문 + 원형(Infinito) — 목적 표현</w:t>
       </w:r>
     </w:p>
     <w:p>
@@ -22766,7 +22862,7 @@
           <w:color w:val="808080"/>
           <w:sz w:val="18"/>
         </w:rPr>
-        <w:t>결국 집행관의 트럭은 끝내 오지 않았어요.</w:t>
+        <w:t>집행관의 트럭은 결국 오지 않았네.</w:t>
       </w:r>
     </w:p>
     <w:p>
